--- a/2/docs/Управління IT проектами [Лб2].docx
+++ b/2/docs/Управління IT проектами [Лб2].docx
@@ -1,6 +1,6 @@
 
 <file path=word/document.xml><?xml version="1.0" encoding="utf-8"?>
-<w:document xmlns:wpc="http://schemas.microsoft.com/office/word/2010/wordprocessingCanvas" xmlns:cx="http://schemas.microsoft.com/office/drawing/2014/chartex" xmlns:cx1="http://schemas.microsoft.com/office/drawing/2015/9/8/chartex" xmlns:cx2="http://schemas.microsoft.com/office/drawing/2015/10/21/chartex" xmlns:cx3="http://schemas.microsoft.com/office/drawing/2016/5/9/chartex" xmlns:cx4="http://schemas.microsoft.com/office/drawing/2016/5/10/chartex" xmlns:cx5="http://schemas.microsoft.com/office/drawing/2016/5/11/chartex" xmlns:cx6="http://schemas.microsoft.com/office/drawing/2016/5/12/chartex" xmlns:cx7="http://schemas.microsoft.com/office/drawing/2016/5/13/chartex" xmlns:cx8="http://schemas.microsoft.com/office/drawing/2016/5/14/chartex" xmlns:mc="http://schemas.openxmlformats.org/markup-compatibility/2006" xmlns:aink="http://schemas.microsoft.com/office/drawing/2016/ink" xmlns:am3d="http://schemas.microsoft.com/office/drawing/2017/model3d" xmlns:o="urn:schemas-microsoft-com:office:office" xmlns:r="http://schemas.openxmlformats.org/officeDocument/2006/relationships" xmlns:m="http://schemas.openxmlformats.org/officeDocument/2006/math" xmlns:v="urn:schemas-microsoft-com:vml" xmlns:wp14="http://schemas.microsoft.com/office/word/2010/wordprocessingDrawing" xmlns:wp="http://schemas.openxmlformats.org/drawingml/2006/wordprocessingDrawing" xmlns:w10="urn:schemas-microsoft-com:office:word" xmlns:w="http://schemas.openxmlformats.org/wordprocessingml/2006/main" xmlns:w14="http://schemas.microsoft.com/office/word/2010/wordml" xmlns:w15="http://schemas.microsoft.com/office/word/2012/wordml" xmlns:w16cex="http://schemas.microsoft.com/office/word/2018/wordml/cex" xmlns:w16cid="http://schemas.microsoft.com/office/word/2016/wordml/cid" xmlns:w16="http://schemas.microsoft.com/office/word/2018/wordml" xmlns:w16sdtdh="http://schemas.microsoft.com/office/word/2020/wordml/sdtdatahash" xmlns:w16se="http://schemas.microsoft.com/office/word/2015/wordml/symex" xmlns:wpg="http://schemas.microsoft.com/office/word/2010/wordprocessingGroup" xmlns:wpi="http://schemas.microsoft.com/office/word/2010/wordprocessingInk" xmlns:wne="http://schemas.microsoft.com/office/word/2006/wordml" xmlns:wps="http://schemas.microsoft.com/office/word/2010/wordprocessingShape" mc:Ignorable="w14 w15 w16se w16cid w16 w16cex w16sdtdh wp14">
+<w:document xmlns:wpc="http://schemas.microsoft.com/office/word/2010/wordprocessingCanvas" xmlns:cx="http://schemas.microsoft.com/office/drawing/2014/chartex" xmlns:cx1="http://schemas.microsoft.com/office/drawing/2015/9/8/chartex" xmlns:cx2="http://schemas.microsoft.com/office/drawing/2015/10/21/chartex" xmlns:cx3="http://schemas.microsoft.com/office/drawing/2016/5/9/chartex" xmlns:cx4="http://schemas.microsoft.com/office/drawing/2016/5/10/chartex" xmlns:cx5="http://schemas.microsoft.com/office/drawing/2016/5/11/chartex" xmlns:cx6="http://schemas.microsoft.com/office/drawing/2016/5/12/chartex" xmlns:cx7="http://schemas.microsoft.com/office/drawing/2016/5/13/chartex" xmlns:cx8="http://schemas.microsoft.com/office/drawing/2016/5/14/chartex" xmlns:mc="http://schemas.openxmlformats.org/markup-compatibility/2006" xmlns:aink="http://schemas.microsoft.com/office/drawing/2016/ink" xmlns:am3d="http://schemas.microsoft.com/office/drawing/2017/model3d" xmlns:o="urn:schemas-microsoft-com:office:office" xmlns:oel="http://schemas.microsoft.com/office/2019/extlst" xmlns:r="http://schemas.openxmlformats.org/officeDocument/2006/relationships" xmlns:m="http://schemas.openxmlformats.org/officeDocument/2006/math" xmlns:v="urn:schemas-microsoft-com:vml" xmlns:wp14="http://schemas.microsoft.com/office/word/2010/wordprocessingDrawing" xmlns:wp="http://schemas.openxmlformats.org/drawingml/2006/wordprocessingDrawing" xmlns:w10="urn:schemas-microsoft-com:office:word" xmlns:w="http://schemas.openxmlformats.org/wordprocessingml/2006/main" xmlns:w14="http://schemas.microsoft.com/office/word/2010/wordml" xmlns:w15="http://schemas.microsoft.com/office/word/2012/wordml" xmlns:w16cex="http://schemas.microsoft.com/office/word/2018/wordml/cex" xmlns:w16cid="http://schemas.microsoft.com/office/word/2016/wordml/cid" xmlns:w16="http://schemas.microsoft.com/office/word/2018/wordml" xmlns:w16du="http://schemas.microsoft.com/office/word/2023/wordml/word16du" xmlns:w16sdtdh="http://schemas.microsoft.com/office/word/2020/wordml/sdtdatahash" xmlns:w16sdtfl="http://schemas.microsoft.com/office/word/2024/wordml/sdtformatlock" xmlns:w16se="http://schemas.microsoft.com/office/word/2015/wordml/symex" xmlns:wpg="http://schemas.microsoft.com/office/word/2010/wordprocessingGroup" xmlns:wpi="http://schemas.microsoft.com/office/word/2010/wordprocessingInk" xmlns:wne="http://schemas.microsoft.com/office/word/2006/wordml" xmlns:wps="http://schemas.microsoft.com/office/word/2010/wordprocessingShape" mc:Ignorable="w14 w15 w16se w16cid w16 w16cex w16sdtdh w16sdtfl w16du wp14">
   <w:body>
     <w:p>
       <w:pPr>
@@ -2415,6 +2415,7 @@
       <w:r>
         <w:rPr>
           <w:rFonts w:ascii="Times New Roman" w:hAnsi="Times New Roman" w:cs="Times New Roman"/>
+          <w:noProof/>
           <w:sz w:val="28"/>
           <w:szCs w:val="28"/>
         </w:rPr>
@@ -2503,7 +2504,7 @@
       <w:pPr>
         <w:spacing w:after="0" w:line="360" w:lineRule="auto"/>
         <w:ind w:firstLine="709"/>
-        <w:jc w:val="right"/>
+        <w:jc w:val="both"/>
         <w:rPr>
           <w:rFonts w:ascii="Times New Roman" w:eastAsia="Times New Roman" w:hAnsi="Times New Roman" w:cs="Times New Roman"/>
           <w:color w:val="000009"/>
@@ -3838,6 +3839,7 @@
       <w:r>
         <w:rPr>
           <w:rFonts w:ascii="Times New Roman" w:hAnsi="Times New Roman" w:cs="Times New Roman"/>
+          <w:noProof/>
           <w:sz w:val="28"/>
           <w:szCs w:val="28"/>
           <w:lang w:val="ru-RU"/>
@@ -3962,6 +3964,7 @@
       <w:r>
         <w:rPr>
           <w:rFonts w:ascii="Times New Roman" w:hAnsi="Times New Roman" w:cs="Times New Roman"/>
+          <w:noProof/>
           <w:sz w:val="28"/>
           <w:szCs w:val="28"/>
         </w:rPr>
@@ -4089,6 +4092,7 @@
       <w:r>
         <w:rPr>
           <w:rFonts w:ascii="Times New Roman" w:hAnsi="Times New Roman" w:cs="Times New Roman"/>
+          <w:noProof/>
           <w:sz w:val="28"/>
           <w:szCs w:val="28"/>
         </w:rPr>
@@ -4161,23 +4165,7 @@
           <w:sz w:val="28"/>
           <w:szCs w:val="28"/>
         </w:rPr>
-        <w:t xml:space="preserve"> – </w:t>
-      </w:r>
-      <w:r>
-        <w:rPr>
-          <w:rFonts w:ascii="Times New Roman" w:hAnsi="Times New Roman" w:cs="Times New Roman"/>
-          <w:sz w:val="28"/>
-          <w:szCs w:val="28"/>
-        </w:rPr>
-        <w:t>Фрагмент використання</w:t>
-      </w:r>
-      <w:r>
-        <w:rPr>
-          <w:rFonts w:ascii="Times New Roman" w:hAnsi="Times New Roman" w:cs="Times New Roman"/>
-          <w:sz w:val="28"/>
-          <w:szCs w:val="28"/>
-        </w:rPr>
-        <w:t xml:space="preserve"> ресурсів</w:t>
+        <w:t xml:space="preserve"> – Фрагмент використання ресурсів</w:t>
       </w:r>
       <w:r>
         <w:rPr>
@@ -4186,6 +4174,46 @@
           <w:szCs w:val="28"/>
         </w:rPr>
         <w:t xml:space="preserve"> з нульовим перенавантаженням</w:t>
+      </w:r>
+    </w:p>
+    <w:p>
+      <w:pPr>
+        <w:spacing w:after="0" w:line="360" w:lineRule="auto"/>
+        <w:jc w:val="both"/>
+        <w:rPr>
+          <w:rFonts w:ascii="Times New Roman" w:hAnsi="Times New Roman" w:cs="Times New Roman"/>
+          <w:sz w:val="28"/>
+          <w:szCs w:val="28"/>
+        </w:rPr>
+      </w:pPr>
+      <w:r>
+        <w:rPr>
+          <w:rFonts w:ascii="Times New Roman" w:hAnsi="Times New Roman" w:cs="Times New Roman"/>
+          <w:sz w:val="28"/>
+          <w:szCs w:val="28"/>
+        </w:rPr>
+        <w:tab/>
+      </w:r>
+    </w:p>
+    <w:p>
+      <w:pPr>
+        <w:spacing w:after="0" w:line="360" w:lineRule="auto"/>
+        <w:jc w:val="both"/>
+        <w:rPr>
+          <w:rFonts w:ascii="Times New Roman" w:hAnsi="Times New Roman" w:cs="Times New Roman"/>
+          <w:sz w:val="28"/>
+          <w:szCs w:val="28"/>
+        </w:rPr>
+      </w:pPr>
+      <w:r>
+        <w:rPr>
+          <w:rFonts w:ascii="Times New Roman" w:hAnsi="Times New Roman" w:cs="Times New Roman"/>
+          <w:sz w:val="28"/>
+          <w:szCs w:val="28"/>
+        </w:rPr>
+        <w:lastRenderedPageBreak/>
+        <w:tab/>
+        <w:t>На рисунку видно, що ні один з ресурсів не має перенавантаження. Тобто завантаження не перевищує 100%. Але деякі з ресурсів мають високу критичність та важливість.</w:t>
       </w:r>
     </w:p>
     <w:p>
@@ -4212,10 +4240,10 @@
       <w:r>
         <w:rPr>
           <w:rFonts w:ascii="Times New Roman" w:hAnsi="Times New Roman" w:cs="Times New Roman"/>
-          <w:sz w:val="28"/>
-          <w:szCs w:val="28"/>
-        </w:rPr>
-        <w:lastRenderedPageBreak/>
+          <w:noProof/>
+          <w:sz w:val="28"/>
+          <w:szCs w:val="28"/>
+        </w:rPr>
         <w:drawing>
           <wp:inline distT="0" distB="0" distL="0" distR="0" wp14:anchorId="0D57B637" wp14:editId="78F61AB1">
             <wp:extent cx="4896533" cy="3734321"/>
@@ -4300,13 +4328,57 @@
     <w:p>
       <w:pPr>
         <w:spacing w:after="0" w:line="360" w:lineRule="auto"/>
-        <w:jc w:val="center"/>
-        <w:rPr>
-          <w:rFonts w:ascii="Times New Roman" w:hAnsi="Times New Roman" w:cs="Times New Roman"/>
-          <w:sz w:val="28"/>
-          <w:szCs w:val="28"/>
-        </w:rPr>
-      </w:pPr>
+        <w:rPr>
+          <w:rFonts w:ascii="Times New Roman" w:hAnsi="Times New Roman" w:cs="Times New Roman"/>
+          <w:sz w:val="28"/>
+          <w:szCs w:val="28"/>
+        </w:rPr>
+      </w:pPr>
+      <w:r>
+        <w:rPr>
+          <w:rFonts w:ascii="Times New Roman" w:hAnsi="Times New Roman" w:cs="Times New Roman"/>
+          <w:sz w:val="28"/>
+          <w:szCs w:val="28"/>
+        </w:rPr>
+        <w:tab/>
+      </w:r>
+    </w:p>
+    <w:p>
+      <w:pPr>
+        <w:spacing w:after="0" w:line="360" w:lineRule="auto"/>
+        <w:rPr>
+          <w:rFonts w:ascii="Times New Roman" w:hAnsi="Times New Roman" w:cs="Times New Roman"/>
+          <w:sz w:val="28"/>
+          <w:szCs w:val="28"/>
+        </w:rPr>
+      </w:pPr>
+      <w:r>
+        <w:rPr>
+          <w:rFonts w:ascii="Times New Roman" w:hAnsi="Times New Roman" w:cs="Times New Roman"/>
+          <w:sz w:val="28"/>
+          <w:szCs w:val="28"/>
+        </w:rPr>
+        <w:tab/>
+        <w:t xml:space="preserve">Автоматичне вирівнювання завантаження не внесло змін до </w:t>
+      </w:r>
+      <w:proofErr w:type="spellStart"/>
+      <w:r>
+        <w:rPr>
+          <w:rFonts w:ascii="Times New Roman" w:hAnsi="Times New Roman" w:cs="Times New Roman"/>
+          <w:sz w:val="28"/>
+          <w:szCs w:val="28"/>
+        </w:rPr>
+        <w:t>проекту</w:t>
+      </w:r>
+      <w:proofErr w:type="spellEnd"/>
+      <w:r>
+        <w:rPr>
+          <w:rFonts w:ascii="Times New Roman" w:hAnsi="Times New Roman" w:cs="Times New Roman"/>
+          <w:sz w:val="28"/>
+          <w:szCs w:val="28"/>
+        </w:rPr>
+        <w:t>.</w:t>
+      </w:r>
     </w:p>
     <w:p>
       <w:pPr>
@@ -4461,27 +4533,7 @@
           <w:sz w:val="28"/>
           <w:szCs w:val="28"/>
         </w:rPr>
-        <w:t xml:space="preserve">Для чого необхідно враховувати ресурси, розробляючи </w:t>
-      </w:r>
-      <w:r>
-        <w:rPr>
-          <w:rFonts w:ascii="Times New Roman" w:hAnsi="Times New Roman" w:cs="Times New Roman"/>
-          <w:b/>
-          <w:bCs/>
-          <w:sz w:val="28"/>
-          <w:szCs w:val="28"/>
-        </w:rPr>
-        <w:t>проект</w:t>
-      </w:r>
-      <w:r>
-        <w:rPr>
-          <w:rFonts w:ascii="Times New Roman" w:hAnsi="Times New Roman" w:cs="Times New Roman"/>
-          <w:b/>
-          <w:bCs/>
-          <w:sz w:val="28"/>
-          <w:szCs w:val="28"/>
-        </w:rPr>
-        <w:t>?</w:t>
+        <w:t>Для чого необхідно враховувати ресурси, розробляючи проект?</w:t>
       </w:r>
     </w:p>
     <w:p>
@@ -4500,21 +4552,7 @@
           <w:sz w:val="28"/>
           <w:szCs w:val="28"/>
         </w:rPr>
-        <w:t xml:space="preserve">Ресурси враховують для планування виконавців, матеріалів і витрат, а також для уникнення перевантаження працівників та оптимального використання ресурсів у </w:t>
-      </w:r>
-      <w:r>
-        <w:rPr>
-          <w:sz w:val="28"/>
-          <w:szCs w:val="28"/>
-        </w:rPr>
-        <w:t>проекті</w:t>
-      </w:r>
-      <w:r>
-        <w:rPr>
-          <w:sz w:val="28"/>
-          <w:szCs w:val="28"/>
-        </w:rPr>
-        <w:t>.</w:t>
+        <w:t>Ресурси враховують для планування виконавців, матеріалів і витрат, а також для уникнення перевантаження працівників та оптимального використання ресурсів у проекті.</w:t>
       </w:r>
     </w:p>
     <w:p>
@@ -4562,21 +4600,8 @@
           <w:sz w:val="28"/>
           <w:szCs w:val="28"/>
         </w:rPr>
-        <w:t xml:space="preserve">Обсяг ресурсів оцінюють на основі переліку задач </w:t>
-      </w:r>
-      <w:r>
-        <w:rPr>
-          <w:sz w:val="28"/>
-          <w:szCs w:val="28"/>
-        </w:rPr>
-        <w:t>проекту</w:t>
-      </w:r>
-      <w:r>
-        <w:rPr>
-          <w:sz w:val="28"/>
-          <w:szCs w:val="28"/>
-        </w:rPr>
-        <w:t>, їх тривалості та необхідних виконавців або матеріалів для виконання кожної задачі.</w:t>
+        <w:lastRenderedPageBreak/>
+        <w:t>Обсяг ресурсів оцінюють на основі переліку задач проекту, їх тривалості та необхідних виконавців або матеріалів для виконання кожної задачі.</w:t>
       </w:r>
     </w:p>
     <w:p>
@@ -4625,21 +4650,7 @@
           <w:sz w:val="28"/>
           <w:szCs w:val="28"/>
         </w:rPr>
-        <w:t xml:space="preserve">План управління ресурсами визначає порядок використання, розподілу та контролю ресурсів протягом виконання </w:t>
-      </w:r>
-      <w:r>
-        <w:rPr>
-          <w:sz w:val="28"/>
-          <w:szCs w:val="28"/>
-        </w:rPr>
-        <w:t>проекту</w:t>
-      </w:r>
-      <w:r>
-        <w:rPr>
-          <w:sz w:val="28"/>
-          <w:szCs w:val="28"/>
-        </w:rPr>
-        <w:t>.</w:t>
+        <w:t>План управління ресурсами визначає порядок використання, розподілу та контролю ресурсів протягом виконання проекту.</w:t>
       </w:r>
     </w:p>
     <w:p>
@@ -4669,7 +4680,6 @@
           <w:sz w:val="28"/>
           <w:szCs w:val="28"/>
         </w:rPr>
-        <w:lastRenderedPageBreak/>
         <w:t>Який порядок обліку ресурсів у MS Project?</w:t>
       </w:r>
     </w:p>
@@ -5401,6 +5411,7 @@
           <w:sz w:val="28"/>
           <w:szCs w:val="28"/>
         </w:rPr>
+        <w:lastRenderedPageBreak/>
         <w:t>Інформацію можна переглянути у поданнях:</w:t>
       </w:r>
     </w:p>
@@ -5429,7 +5440,29 @@
           <w:sz w:val="28"/>
           <w:szCs w:val="28"/>
         </w:rPr>
-        <w:t xml:space="preserve">Використання ресурсів (Resource </w:t>
+        <w:t>Використання ресурсів (</w:t>
+      </w:r>
+      <w:proofErr w:type="spellStart"/>
+      <w:r>
+        <w:rPr>
+          <w:rStyle w:val="af"/>
+          <w:b w:val="0"/>
+          <w:bCs w:val="0"/>
+          <w:sz w:val="28"/>
+          <w:szCs w:val="28"/>
+        </w:rPr>
+        <w:t>Resource</w:t>
+      </w:r>
+      <w:proofErr w:type="spellEnd"/>
+      <w:r>
+        <w:rPr>
+          <w:rStyle w:val="af"/>
+          <w:b w:val="0"/>
+          <w:bCs w:val="0"/>
+          <w:sz w:val="28"/>
+          <w:szCs w:val="28"/>
+        </w:rPr>
+        <w:t xml:space="preserve"> </w:t>
       </w:r>
       <w:proofErr w:type="spellStart"/>
       <w:r>
@@ -5479,7 +5512,29 @@
           <w:sz w:val="28"/>
           <w:szCs w:val="28"/>
         </w:rPr>
-        <w:t xml:space="preserve">Графік ресурсів (Resource </w:t>
+        <w:t>Графік ресурсів (</w:t>
+      </w:r>
+      <w:proofErr w:type="spellStart"/>
+      <w:r>
+        <w:rPr>
+          <w:rStyle w:val="af"/>
+          <w:b w:val="0"/>
+          <w:bCs w:val="0"/>
+          <w:sz w:val="28"/>
+          <w:szCs w:val="28"/>
+        </w:rPr>
+        <w:t>Resource</w:t>
+      </w:r>
+      <w:proofErr w:type="spellEnd"/>
+      <w:r>
+        <w:rPr>
+          <w:rStyle w:val="af"/>
+          <w:b w:val="0"/>
+          <w:bCs w:val="0"/>
+          <w:sz w:val="28"/>
+          <w:szCs w:val="28"/>
+        </w:rPr>
+        <w:t xml:space="preserve"> </w:t>
       </w:r>
       <w:proofErr w:type="spellStart"/>
       <w:r>
@@ -5531,27 +5586,7 @@
           <w:sz w:val="28"/>
           <w:szCs w:val="28"/>
         </w:rPr>
-        <w:t xml:space="preserve">Як переглядати витрати </w:t>
-      </w:r>
-      <w:r>
-        <w:rPr>
-          <w:rFonts w:ascii="Times New Roman" w:hAnsi="Times New Roman" w:cs="Times New Roman"/>
-          <w:b/>
-          <w:bCs/>
-          <w:sz w:val="28"/>
-          <w:szCs w:val="28"/>
-        </w:rPr>
-        <w:t>проекту</w:t>
-      </w:r>
-      <w:r>
-        <w:rPr>
-          <w:rFonts w:ascii="Times New Roman" w:hAnsi="Times New Roman" w:cs="Times New Roman"/>
-          <w:b/>
-          <w:bCs/>
-          <w:sz w:val="28"/>
-          <w:szCs w:val="28"/>
-        </w:rPr>
-        <w:t xml:space="preserve"> на ресурси і задачі?</w:t>
+        <w:t>Як переглядати витрати проекту на ресурси і задачі?</w:t>
       </w:r>
     </w:p>
     <w:p>
@@ -5570,7 +5605,6 @@
           <w:sz w:val="28"/>
           <w:szCs w:val="28"/>
         </w:rPr>
-        <w:lastRenderedPageBreak/>
         <w:t xml:space="preserve">Витрати можна переглядати у таблицях витрат у поданнях </w:t>
       </w:r>
       <w:r>
@@ -5637,27 +5671,7 @@
           <w:sz w:val="28"/>
           <w:szCs w:val="28"/>
         </w:rPr>
-        <w:t xml:space="preserve">Як переглядати витрати </w:t>
-      </w:r>
-      <w:r>
-        <w:rPr>
-          <w:rFonts w:ascii="Times New Roman" w:hAnsi="Times New Roman" w:cs="Times New Roman"/>
-          <w:b/>
-          <w:bCs/>
-          <w:sz w:val="28"/>
-          <w:szCs w:val="28"/>
-        </w:rPr>
-        <w:t>проекту</w:t>
-      </w:r>
-      <w:r>
-        <w:rPr>
-          <w:rFonts w:ascii="Times New Roman" w:hAnsi="Times New Roman" w:cs="Times New Roman"/>
-          <w:b/>
-          <w:bCs/>
-          <w:sz w:val="28"/>
-          <w:szCs w:val="28"/>
-        </w:rPr>
-        <w:t>?</w:t>
+        <w:t>Як переглядати витрати проекту?</w:t>
       </w:r>
     </w:p>
     <w:p>
@@ -5676,21 +5690,7 @@
           <w:sz w:val="28"/>
           <w:szCs w:val="28"/>
         </w:rPr>
-        <w:t xml:space="preserve">Загальні витрати </w:t>
-      </w:r>
-      <w:r>
-        <w:rPr>
-          <w:sz w:val="28"/>
-          <w:szCs w:val="28"/>
-        </w:rPr>
-        <w:t>проекту</w:t>
-      </w:r>
-      <w:r>
-        <w:rPr>
-          <w:sz w:val="28"/>
-          <w:szCs w:val="28"/>
-        </w:rPr>
-        <w:t xml:space="preserve"> переглядаються через </w:t>
+        <w:t xml:space="preserve">Загальні витрати проекту переглядаються через </w:t>
       </w:r>
       <w:r>
         <w:rPr>
@@ -5726,21 +5726,7 @@
           <w:sz w:val="28"/>
           <w:szCs w:val="28"/>
         </w:rPr>
-        <w:t xml:space="preserve"> або у властивостях </w:t>
-      </w:r>
-      <w:r>
-        <w:rPr>
-          <w:sz w:val="28"/>
-          <w:szCs w:val="28"/>
-        </w:rPr>
-        <w:t>проекту</w:t>
-      </w:r>
-      <w:r>
-        <w:rPr>
-          <w:sz w:val="28"/>
-          <w:szCs w:val="28"/>
-        </w:rPr>
-        <w:t>.</w:t>
+        <w:t xml:space="preserve"> або у властивостях проекту.</w:t>
       </w:r>
     </w:p>
     <w:sectPr>
@@ -5754,7 +5740,7 @@
 </file>
 
 <file path=word/numbering.xml><?xml version="1.0" encoding="utf-8"?>
-<w:numbering xmlns:wpc="http://schemas.microsoft.com/office/word/2010/wordprocessingCanvas" xmlns:cx="http://schemas.microsoft.com/office/drawing/2014/chartex" xmlns:cx1="http://schemas.microsoft.com/office/drawing/2015/9/8/chartex" xmlns:cx2="http://schemas.microsoft.com/office/drawing/2015/10/21/chartex" xmlns:cx3="http://schemas.microsoft.com/office/drawing/2016/5/9/chartex" xmlns:cx4="http://schemas.microsoft.com/office/drawing/2016/5/10/chartex" xmlns:cx5="http://schemas.microsoft.com/office/drawing/2016/5/11/chartex" xmlns:cx6="http://schemas.microsoft.com/office/drawing/2016/5/12/chartex" xmlns:cx7="http://schemas.microsoft.com/office/drawing/2016/5/13/chartex" xmlns:cx8="http://schemas.microsoft.com/office/drawing/2016/5/14/chartex" xmlns:mc="http://schemas.openxmlformats.org/markup-compatibility/2006" xmlns:aink="http://schemas.microsoft.com/office/drawing/2016/ink" xmlns:am3d="http://schemas.microsoft.com/office/drawing/2017/model3d" xmlns:o="urn:schemas-microsoft-com:office:office" xmlns:r="http://schemas.openxmlformats.org/officeDocument/2006/relationships" xmlns:m="http://schemas.openxmlformats.org/officeDocument/2006/math" xmlns:v="urn:schemas-microsoft-com:vml" xmlns:wp14="http://schemas.microsoft.com/office/word/2010/wordprocessingDrawing" xmlns:wp="http://schemas.openxmlformats.org/drawingml/2006/wordprocessingDrawing" xmlns:w10="urn:schemas-microsoft-com:office:word" xmlns:w="http://schemas.openxmlformats.org/wordprocessingml/2006/main" xmlns:w14="http://schemas.microsoft.com/office/word/2010/wordml" xmlns:w15="http://schemas.microsoft.com/office/word/2012/wordml" xmlns:w16cex="http://schemas.microsoft.com/office/word/2018/wordml/cex" xmlns:w16cid="http://schemas.microsoft.com/office/word/2016/wordml/cid" xmlns:w16="http://schemas.microsoft.com/office/word/2018/wordml" xmlns:w16sdtdh="http://schemas.microsoft.com/office/word/2020/wordml/sdtdatahash" xmlns:w16se="http://schemas.microsoft.com/office/word/2015/wordml/symex" xmlns:wpg="http://schemas.microsoft.com/office/word/2010/wordprocessingGroup" xmlns:wpi="http://schemas.microsoft.com/office/word/2010/wordprocessingInk" xmlns:wne="http://schemas.microsoft.com/office/word/2006/wordml" xmlns:wps="http://schemas.microsoft.com/office/word/2010/wordprocessingShape" mc:Ignorable="w14 w15 w16se w16cid w16 w16cex w16sdtdh wp14">
+<w:numbering xmlns:wpc="http://schemas.microsoft.com/office/word/2010/wordprocessingCanvas" xmlns:cx="http://schemas.microsoft.com/office/drawing/2014/chartex" xmlns:cx1="http://schemas.microsoft.com/office/drawing/2015/9/8/chartex" xmlns:cx2="http://schemas.microsoft.com/office/drawing/2015/10/21/chartex" xmlns:cx3="http://schemas.microsoft.com/office/drawing/2016/5/9/chartex" xmlns:cx4="http://schemas.microsoft.com/office/drawing/2016/5/10/chartex" xmlns:cx5="http://schemas.microsoft.com/office/drawing/2016/5/11/chartex" xmlns:cx6="http://schemas.microsoft.com/office/drawing/2016/5/12/chartex" xmlns:cx7="http://schemas.microsoft.com/office/drawing/2016/5/13/chartex" xmlns:cx8="http://schemas.microsoft.com/office/drawing/2016/5/14/chartex" xmlns:mc="http://schemas.openxmlformats.org/markup-compatibility/2006" xmlns:aink="http://schemas.microsoft.com/office/drawing/2016/ink" xmlns:am3d="http://schemas.microsoft.com/office/drawing/2017/model3d" xmlns:o="urn:schemas-microsoft-com:office:office" xmlns:oel="http://schemas.microsoft.com/office/2019/extlst" xmlns:r="http://schemas.openxmlformats.org/officeDocument/2006/relationships" xmlns:m="http://schemas.openxmlformats.org/officeDocument/2006/math" xmlns:v="urn:schemas-microsoft-com:vml" xmlns:wp14="http://schemas.microsoft.com/office/word/2010/wordprocessingDrawing" xmlns:wp="http://schemas.openxmlformats.org/drawingml/2006/wordprocessingDrawing" xmlns:w10="urn:schemas-microsoft-com:office:word" xmlns:w="http://schemas.openxmlformats.org/wordprocessingml/2006/main" xmlns:w14="http://schemas.microsoft.com/office/word/2010/wordml" xmlns:w15="http://schemas.microsoft.com/office/word/2012/wordml" xmlns:w16cex="http://schemas.microsoft.com/office/word/2018/wordml/cex" xmlns:w16cid="http://schemas.microsoft.com/office/word/2016/wordml/cid" xmlns:w16="http://schemas.microsoft.com/office/word/2018/wordml" xmlns:w16du="http://schemas.microsoft.com/office/word/2023/wordml/word16du" xmlns:w16sdtdh="http://schemas.microsoft.com/office/word/2020/wordml/sdtdatahash" xmlns:w16sdtfl="http://schemas.microsoft.com/office/word/2024/wordml/sdtformatlock" xmlns:w16se="http://schemas.microsoft.com/office/word/2015/wordml/symex" xmlns:wpg="http://schemas.microsoft.com/office/word/2010/wordprocessingGroup" xmlns:wpi="http://schemas.microsoft.com/office/word/2010/wordprocessingInk" xmlns:wne="http://schemas.microsoft.com/office/word/2006/wordml" xmlns:wps="http://schemas.microsoft.com/office/word/2010/wordprocessingShape" mc:Ignorable="w14 w15 w16se w16cid w16 w16cex w16sdtdh w16sdtfl w16du wp14">
   <w:abstractNum w:abstractNumId="0" w15:restartNumberingAfterBreak="0">
     <w:nsid w:val="06187D8D"/>
     <w:multiLevelType w:val="multilevel"/>
@@ -6277,16 +6263,16 @@
       </w:pPr>
     </w:lvl>
   </w:abstractNum>
-  <w:num w:numId="1">
+  <w:num w:numId="1" w16cid:durableId="2130735902">
     <w:abstractNumId w:val="0"/>
   </w:num>
-  <w:num w:numId="2">
+  <w:num w:numId="2" w16cid:durableId="945114756">
     <w:abstractNumId w:val="1"/>
   </w:num>
-  <w:num w:numId="3">
+  <w:num w:numId="3" w16cid:durableId="2067604639">
     <w:abstractNumId w:val="2"/>
   </w:num>
-  <w:num w:numId="4">
+  <w:num w:numId="4" w16cid:durableId="517163799">
     <w:abstractNumId w:val="3"/>
   </w:num>
   <w:numIdMacAtCleanup w:val="4"/>
@@ -6294,7 +6280,7 @@
 </file>
 
 <file path=word/styles.xml><?xml version="1.0" encoding="utf-8"?>
-<w:styles xmlns:mc="http://schemas.openxmlformats.org/markup-compatibility/2006" xmlns:r="http://schemas.openxmlformats.org/officeDocument/2006/relationships" xmlns:w="http://schemas.openxmlformats.org/wordprocessingml/2006/main" xmlns:w14="http://schemas.microsoft.com/office/word/2010/wordml" xmlns:w15="http://schemas.microsoft.com/office/word/2012/wordml" xmlns:w16cex="http://schemas.microsoft.com/office/word/2018/wordml/cex" xmlns:w16cid="http://schemas.microsoft.com/office/word/2016/wordml/cid" xmlns:w16="http://schemas.microsoft.com/office/word/2018/wordml" xmlns:w16sdtdh="http://schemas.microsoft.com/office/word/2020/wordml/sdtdatahash" xmlns:w16se="http://schemas.microsoft.com/office/word/2015/wordml/symex" mc:Ignorable="w14 w15 w16se w16cid w16 w16cex w16sdtdh">
+<w:styles xmlns:mc="http://schemas.openxmlformats.org/markup-compatibility/2006" xmlns:r="http://schemas.openxmlformats.org/officeDocument/2006/relationships" xmlns:w="http://schemas.openxmlformats.org/wordprocessingml/2006/main" xmlns:w14="http://schemas.microsoft.com/office/word/2010/wordml" xmlns:w15="http://schemas.microsoft.com/office/word/2012/wordml" xmlns:w16cex="http://schemas.microsoft.com/office/word/2018/wordml/cex" xmlns:w16cid="http://schemas.microsoft.com/office/word/2016/wordml/cid" xmlns:w16="http://schemas.microsoft.com/office/word/2018/wordml" xmlns:w16du="http://schemas.microsoft.com/office/word/2023/wordml/word16du" xmlns:w16sdtdh="http://schemas.microsoft.com/office/word/2020/wordml/sdtdatahash" xmlns:w16sdtfl="http://schemas.microsoft.com/office/word/2024/wordml/sdtformatlock" xmlns:w16se="http://schemas.microsoft.com/office/word/2015/wordml/symex" mc:Ignorable="w14 w15 w16se w16cid w16 w16cex w16sdtdh w16sdtfl w16du">
   <w:docDefaults>
     <w:rPrDefault>
       <w:rPr>
@@ -6811,6 +6797,7 @@
   <w:style w:type="character" w:default="1" w:styleId="a0">
     <w:name w:val="Default Paragraph Font"/>
     <w:uiPriority w:val="1"/>
+    <w:semiHidden/>
     <w:unhideWhenUsed/>
   </w:style>
   <w:style w:type="table" w:default="1" w:styleId="a1">
